--- a/data/exports/differentiation_revision_notes.docx
+++ b/data/exports/differentiation_revision_notes.docx
@@ -189,7 +189,7 @@
                 <w:color w:val="2D3748"/>
                 <w:sz w:val="19"/>
               </w:rPr>
-              <w:t>Differentiation - Core Application</w:t>
+              <w:t>Continuity &amp; Differentiability at a Point</w:t>
             </w:r>
           </w:p>
         </w:tc>
@@ -209,7 +209,7 @@
               <w:rPr>
                 <w:sz w:val="19"/>
               </w:rPr>
-              <w:t>83 PYQs</w:t>
+              <w:t>52 PYQs</w:t>
             </w:r>
           </w:p>
         </w:tc>
@@ -230,7 +230,94 @@
                 <w:color w:val="718096"/>
                 <w:sz w:val="19"/>
               </w:rPr>
-              <w:t>General Concept</w:t>
+              <w:t>Continuity &amp; Differentiability</w:t>
+            </w:r>
+          </w:p>
+        </w:tc>
+      </w:tr>
+      <w:tr>
+        <w:tc>
+          <w:tcPr>
+            <w:tcW w:type="dxa" w:w="2160"/>
+            <w:shd w:fill="FFFFFF"/>
+            <w:tcMar>
+              <w:top w:w="80" w:type="dxa"/>
+              <w:bottom w:w="80" w:type="dxa"/>
+              <w:left w:w="150" w:type="dxa"/>
+              <w:right w:w="150" w:type="dxa"/>
+            </w:tcMar>
+          </w:tcPr>
+          <w:p>
+            <w:r>
+              <w:rPr>
+                <w:b/>
+                <w:color w:val="C53030"/>
+                <w:sz w:val="19"/>
+              </w:rPr>
+              <w:t>Very High</w:t>
+            </w:r>
+          </w:p>
+        </w:tc>
+        <w:tc>
+          <w:tcPr>
+            <w:tcW w:type="dxa" w:w="4320"/>
+            <w:shd w:fill="FFFFFF"/>
+            <w:tcMar>
+              <w:top w:w="80" w:type="dxa"/>
+              <w:bottom w:w="80" w:type="dxa"/>
+              <w:left w:w="150" w:type="dxa"/>
+              <w:right w:w="150" w:type="dxa"/>
+            </w:tcMar>
+          </w:tcPr>
+          <w:p>
+            <w:r>
+              <w:rPr>
+                <w:b/>
+                <w:color w:val="2D3748"/>
+                <w:sz w:val="19"/>
+              </w:rPr>
+              <w:t>Evaluation of Limits &amp; L'Hopital's Rule</w:t>
+            </w:r>
+          </w:p>
+        </w:tc>
+        <w:tc>
+          <w:tcPr>
+            <w:tcW w:type="dxa" w:w="1728"/>
+            <w:shd w:fill="FFFFFF"/>
+            <w:tcMar>
+              <w:top w:w="80" w:type="dxa"/>
+              <w:bottom w:w="80" w:type="dxa"/>
+              <w:left w:w="150" w:type="dxa"/>
+              <w:right w:w="150" w:type="dxa"/>
+            </w:tcMar>
+          </w:tcPr>
+          <w:p>
+            <w:r>
+              <w:rPr>
+                <w:sz w:val="19"/>
+              </w:rPr>
+              <w:t>31 PYQs</w:t>
+            </w:r>
+          </w:p>
+        </w:tc>
+        <w:tc>
+          <w:tcPr>
+            <w:tcW w:type="dxa" w:w="1872"/>
+            <w:shd w:fill="FFFFFF"/>
+            <w:tcMar>
+              <w:top w:w="80" w:type="dxa"/>
+              <w:bottom w:w="80" w:type="dxa"/>
+              <w:left w:w="150" w:type="dxa"/>
+              <w:right w:w="150" w:type="dxa"/>
+            </w:tcMar>
+          </w:tcPr>
+          <w:p>
+            <w:r>
+              <w:rPr>
+                <w:color w:val="718096"/>
+                <w:sz w:val="19"/>
+              </w:rPr>
+              <w:t>Limits</w:t>
             </w:r>
           </w:p>
         </w:tc>
@@ -311,6 +398,98 @@
           </w:p>
         </w:tc>
       </w:tr>
+      <w:tr>
+        <w:tc>
+          <w:tcPr>
+            <w:tcW w:type="dxa" w:w="3600"/>
+            <w:shd w:fill="F7FAFC"/>
+            <w:tcMar>
+              <w:top w:w="100" w:type="dxa"/>
+              <w:bottom w:w="100" w:type="dxa"/>
+              <w:left w:w="150" w:type="dxa"/>
+              <w:right w:w="150" w:type="dxa"/>
+            </w:tcMar>
+          </w:tcPr>
+          <w:p>
+            <w:r>
+              <w:rPr>
+                <w:b/>
+                <w:color w:val="1A365D"/>
+                <w:sz w:val="19"/>
+              </w:rPr>
+              <w:t>Continuity &amp; Differentiability at a Point</w:t>
+            </w:r>
+          </w:p>
+        </w:tc>
+        <w:tc>
+          <w:tcPr>
+            <w:tcW w:type="dxa" w:w="6480"/>
+            <w:shd w:fill="F7FAFC"/>
+            <w:tcMar>
+              <w:top w:w="100" w:type="dxa"/>
+              <w:bottom w:w="100" w:type="dxa"/>
+              <w:left w:w="150" w:type="dxa"/>
+              <w:right w:w="150" w:type="dxa"/>
+            </w:tcMar>
+          </w:tcPr>
+          <w:p>
+            <w:r>
+              <w:rPr>
+                <w:rFonts w:ascii="Cambria Math" w:hAnsi="Cambria Math"/>
+                <w:color w:val="2D3748"/>
+                <w:sz w:val="19"/>
+              </w:rPr>
+              <w:t>\text{Continuous at } a \iff \lim_{x \to a^-} f(x) = \lim_{x \to a^+} f(x) = f(a), \quad \text{Differentiability } \implies \text{Continuity}</w:t>
+            </w:r>
+          </w:p>
+        </w:tc>
+      </w:tr>
+      <w:tr>
+        <w:tc>
+          <w:tcPr>
+            <w:tcW w:type="dxa" w:w="3600"/>
+            <w:shd w:fill="FFFFFF"/>
+            <w:tcMar>
+              <w:top w:w="100" w:type="dxa"/>
+              <w:bottom w:w="100" w:type="dxa"/>
+              <w:left w:w="150" w:type="dxa"/>
+              <w:right w:w="150" w:type="dxa"/>
+            </w:tcMar>
+          </w:tcPr>
+          <w:p>
+            <w:r>
+              <w:rPr>
+                <w:b/>
+                <w:color w:val="1A365D"/>
+                <w:sz w:val="19"/>
+              </w:rPr>
+              <w:t>Evaluation of Limits &amp; L'Hopital's Rule</w:t>
+            </w:r>
+          </w:p>
+        </w:tc>
+        <w:tc>
+          <w:tcPr>
+            <w:tcW w:type="dxa" w:w="6480"/>
+            <w:shd w:fill="FFFFFF"/>
+            <w:tcMar>
+              <w:top w:w="100" w:type="dxa"/>
+              <w:bottom w:w="100" w:type="dxa"/>
+              <w:left w:w="150" w:type="dxa"/>
+              <w:right w:w="150" w:type="dxa"/>
+            </w:tcMar>
+          </w:tcPr>
+          <w:p>
+            <w:r>
+              <w:rPr>
+                <w:rFonts w:ascii="Cambria Math" w:hAnsi="Cambria Math"/>
+                <w:color w:val="2D3748"/>
+                <w:sz w:val="19"/>
+              </w:rPr>
+              <w:t>\lim_{x \to 0}\frac{\sin x}{x} = 1, \quad \lim_{x \to 0}\frac{\ln(1+x)}{x} = 1, \quad \lim_{x \to a} f(x)^{g(x)} = e^{\lim_{x \to a} (f(x) - 1)g(x)} \text{ (for } 1^\infty)</w:t>
+            </w:r>
+          </w:p>
+        </w:tc>
+      </w:tr>
     </w:tbl>
     <w:p>
       <w:pPr>
@@ -338,7 +517,7 @@
           <w:color w:val="2B6CB0"/>
           <w:sz w:val="24"/>
         </w:rPr>
-        <w:t>3.1 Differentiation - Core Application (Very High Yield — 83 PYQs)</w:t>
+        <w:t>3.1 Continuity &amp; Differentiability at a Point (Very High Yield — 52 PYQs)</w:t>
       </w:r>
     </w:p>
     <w:p>
@@ -353,7 +532,7 @@
         <w:rPr>
           <w:sz w:val="20"/>
         </w:rPr>
-        <w:t>Key problem pattern in Differentiation.</w:t>
+        <w:t>Epsilon-delta and limit criteria for continuity, left/right hand derivatives, and graphical identification of non-differentiable sharp points.</w:t>
       </w:r>
     </w:p>
     <w:tbl>
@@ -391,7 +570,7 @@
                 <w:color w:val="2D3748"/>
                 <w:sz w:val="19"/>
               </w:rPr>
-              <w:t>Watch for algebraic and sign errors.</w:t>
+              <w:t>Differentiability implies continuity, but continuity DOES NOT imply differentiability (e.g. f(x) = |x| is continuous at x=0 but not differentiable).</w:t>
             </w:r>
           </w:p>
         </w:tc>
@@ -432,7 +611,7 @@
                 <w:color w:val="2D3748"/>
                 <w:sz w:val="19"/>
               </w:rPr>
-              <w:t>Verify dimensions and boundary conditions.</w:t>
+              <w:t>The greatest integer function [x] is discontinuous at all integer points x ∈ \mathbbZ.</w:t>
             </w:r>
           </w:p>
         </w:tc>
@@ -488,6 +667,187 @@
           <w:b/>
           <w:sz w:val="18"/>
         </w:rPr>
+        <w:t xml:space="preserve">[2025 Evening Shift] Q#1 (MCQ): </w:t>
+      </w:r>
+      <w:r>
+        <w:rPr>
+          <w:sz w:val="18"/>
+        </w:rPr>
+        <w:t xml:space="preserve">"Let f:(0,∞) → R be a function which is differentiable at all points of its domain and satisfies the condition $x^{2}f^{'}(x..."  </w:t>
+      </w:r>
+      <w:r>
+        <w:rPr>
+          <w:b/>
+          <w:color w:val="2B6CB0"/>
+          <w:sz w:val="18"/>
+        </w:rPr>
+        <w:t>[Ans: N/A]</w:t>
+      </w:r>
+    </w:p>
+    <w:p>
+      <w:pPr>
+        <w:pStyle w:val="ListBullet"/>
+        <w:spacing w:after="40"/>
+      </w:pPr>
+      <w:r>
+        <w:rPr>
+          <w:b/>
+          <w:sz w:val="18"/>
+        </w:rPr>
+        <w:t xml:space="preserve">[2025 Morning Shift] Q#1 (Numerical): </w:t>
+      </w:r>
+      <w:r>
+        <w:rPr>
+          <w:sz w:val="18"/>
+        </w:rPr>
+        <w:t xml:space="preserve">"Let f:R → R be a thrice differentiable odd function satisfying f^'(x) ≥ 0,f^''(x)=f(x),f(0)=0,f^'(0)=3 . Then $9f(log_..."  </w:t>
+      </w:r>
+      <w:r>
+        <w:rPr>
+          <w:b/>
+          <w:color w:val="2B6CB0"/>
+          <w:sz w:val="18"/>
+        </w:rPr>
+        <w:t>[Ans: 36]</w:t>
+      </w:r>
+    </w:p>
+    <w:p>
+      <w:pPr>
+        <w:spacing w:after="120"/>
+      </w:pPr>
+    </w:p>
+    <w:p>
+      <w:pPr>
+        <w:pStyle w:val="Heading2"/>
+      </w:pPr>
+      <w:r>
+        <w:rPr>
+          <w:color w:val="2B6CB0"/>
+          <w:sz w:val="24"/>
+        </w:rPr>
+        <w:t>3.2 Evaluation of Limits &amp; L'Hopital's Rule (Very High Yield — 31 PYQs)</w:t>
+      </w:r>
+    </w:p>
+    <w:p>
+      <w:r>
+        <w:rPr>
+          <w:b/>
+          <w:sz w:val="20"/>
+        </w:rPr>
+        <w:t xml:space="preserve">Core Principle: </w:t>
+      </w:r>
+      <w:r>
+        <w:rPr>
+          <w:sz w:val="20"/>
+        </w:rPr>
+        <w:t>Resolution of indeterminate forms (0/0, ∞/∞, 1^∞), standard trigonometric and exponential limits, and Series expansion.</w:t>
+      </w:r>
+    </w:p>
+    <w:tbl>
+      <w:tblPr>
+        <w:tblW w:type="auto" w:w="0"/>
+        <w:jc w:val="center"/>
+        <w:tblLook w:firstColumn="1" w:firstRow="1" w:lastColumn="0" w:lastRow="0" w:noHBand="0" w:noVBand="1" w:val="04A0"/>
+      </w:tblPr>
+      <w:tblGrid>
+        <w:gridCol w:w="10080"/>
+      </w:tblGrid>
+      <w:tr>
+        <w:tc>
+          <w:tcPr>
+            <w:tcW w:type="dxa" w:w="10080"/>
+            <w:shd w:fill="FFF5F5"/>
+            <w:tcMar>
+              <w:top w:w="100" w:type="dxa"/>
+              <w:bottom w:w="100" w:type="dxa"/>
+              <w:left w:w="150" w:type="dxa"/>
+              <w:right w:w="150" w:type="dxa"/>
+            </w:tcMar>
+          </w:tcPr>
+          <w:p>
+            <w:r>
+              <w:rPr>
+                <w:b/>
+                <w:color w:val="C53030"/>
+                <w:sz w:val="19"/>
+              </w:rPr>
+              <w:t xml:space="preserve">⚠️ Common Trap / JEE Pitfall: </w:t>
+            </w:r>
+            <w:r>
+              <w:rPr>
+                <w:color w:val="2D3748"/>
+                <w:sz w:val="19"/>
+              </w:rPr>
+              <w:t>Before applying L'Hopital's rule, ALWAYS check that the limit is in an indeterminate form (0/0 or ∞/∞). Differentiating a determinate form produces an incorrect answer.</w:t>
+            </w:r>
+          </w:p>
+        </w:tc>
+      </w:tr>
+    </w:tbl>
+    <w:tbl>
+      <w:tblPr>
+        <w:tblW w:type="auto" w:w="0"/>
+        <w:jc w:val="center"/>
+        <w:tblLook w:firstColumn="1" w:firstRow="1" w:lastColumn="0" w:lastRow="0" w:noHBand="0" w:noVBand="1" w:val="04A0"/>
+      </w:tblPr>
+      <w:tblGrid>
+        <w:gridCol w:w="10080"/>
+      </w:tblGrid>
+      <w:tr>
+        <w:tc>
+          <w:tcPr>
+            <w:tcW w:type="dxa" w:w="10080"/>
+            <w:shd w:fill="F0FFF4"/>
+            <w:tcMar>
+              <w:top w:w="100" w:type="dxa"/>
+              <w:bottom w:w="100" w:type="dxa"/>
+              <w:left w:w="150" w:type="dxa"/>
+              <w:right w:w="150" w:type="dxa"/>
+            </w:tcMar>
+          </w:tcPr>
+          <w:p>
+            <w:r>
+              <w:rPr>
+                <w:b/>
+                <w:color w:val="276749"/>
+                <w:sz w:val="19"/>
+              </w:rPr>
+              <w:t xml:space="preserve">💡 Speed Hack / Trick: </w:t>
+            </w:r>
+            <w:r>
+              <w:rPr>
+                <w:color w:val="2D3748"/>
+                <w:sz w:val="19"/>
+              </w:rPr>
+              <w:t>Maclaurin expansions are often faster than repeated L'Hopital: sin x = x - (x^3 / 6), cos x = 1 - (x^2 / 2), e^x = 1 + x + (x^2 / 2).</w:t>
+            </w:r>
+          </w:p>
+        </w:tc>
+      </w:tr>
+    </w:tbl>
+    <w:p>
+      <w:pPr>
+        <w:spacing w:before="120" w:after="40"/>
+      </w:pPr>
+      <w:r>
+        <w:rPr>
+          <w:b/>
+          <w:color w:val="1A365D"/>
+          <w:sz w:val="19"/>
+        </w:rPr>
+        <w:t>Source PYQs testing this concept:</w:t>
+      </w:r>
+    </w:p>
+    <w:p>
+      <w:pPr>
+        <w:pStyle w:val="ListBullet"/>
+        <w:spacing w:after="40"/>
+      </w:pPr>
+      <w:r>
+        <w:rPr>
+          <w:b/>
+          <w:sz w:val="18"/>
+        </w:rPr>
         <w:t xml:space="preserve">[2026 Evening Shift] Q#2 (MCQ): </w:t>
       </w:r>
       <w:r>
@@ -515,13 +875,40 @@
           <w:b/>
           <w:sz w:val="18"/>
         </w:rPr>
-        <w:t xml:space="preserve">[2025 Evening Shift] Q#1 (MCQ): </w:t>
+        <w:t xml:space="preserve">[2024 Evening Shift] Q#2 (MCQ): </w:t>
       </w:r>
       <w:r>
         <w:rPr>
           <w:sz w:val="18"/>
         </w:rPr>
-        <w:t xml:space="preserve">"Let f:(0,∞) → R be a function which is differentiable at all points of its domain and satisfies the condition $x^{2}f^{'}(x..."  </w:t>
+        <w:t xml:space="preserve">"If log_(e)y=3sin^-1x , then (1-x^2)y^''-xy^' at x=(1 / 2) is equal to..."  </w:t>
+      </w:r>
+      <w:r>
+        <w:rPr>
+          <w:b/>
+          <w:color w:val="2B6CB0"/>
+          <w:sz w:val="18"/>
+        </w:rPr>
+        <w:t>[Ans: N/A]</w:t>
+      </w:r>
+    </w:p>
+    <w:p>
+      <w:pPr>
+        <w:pStyle w:val="ListBullet"/>
+        <w:spacing w:after="40"/>
+      </w:pPr>
+      <w:r>
+        <w:rPr>
+          <w:b/>
+          <w:sz w:val="18"/>
+        </w:rPr>
+        <w:t xml:space="preserve">[2024 Morning Shift] Q#4 (MCQ): </w:t>
+      </w:r>
+      <w:r>
+        <w:rPr>
+          <w:sz w:val="18"/>
+        </w:rPr>
+        <w:t xml:space="preserve">"Let f(x)=x^5+2e^x/4 for all x ∈ R . Consider a function g(x) such that (g°f)(x)=x for all x ∈ R . Then the value of..."  </w:t>
       </w:r>
       <w:r>
         <w:rPr>
@@ -612,6 +999,79 @@
               <w:t>Solution Analysis:</w:t>
               <w:br/>
               <w:t>f^'(x) ≥ 0,f^''(x)=f(x) Second order differential equation f(x)=Ae^x+Be^-x f(0)=0 ⇒ A=-B ⇒ f(x)=A(e^x-e^-x) f^'(x)=Ae^x+Ae^-x=A(e^x+e^-x) f^'(0)=3=A(e^0+e^-0)=2A ⇒ A=(3 / 2) f(x)=(3 / 2)(e^x-e^-x) If(ln3)=(27 / 2)(e^ln3-e^-ln3)=(27 / 2)(3-(1 / 3))=(27 / 2) · (8 / 3) =36</w:t>
+            </w:r>
+          </w:p>
+        </w:tc>
+      </w:tr>
+    </w:tbl>
+    <w:p>
+      <w:pPr>
+        <w:spacing w:after="120"/>
+      </w:pPr>
+    </w:p>
+    <w:p>
+      <w:pPr>
+        <w:spacing w:before="160" w:after="40"/>
+      </w:pPr>
+      <w:r>
+        <w:rPr>
+          <w:b/>
+          <w:color w:val="1A365D"/>
+          <w:sz w:val="22"/>
+        </w:rPr>
+        <w:t>Benchmark Problem 2: JEE Main 2024 (Online) 27th January Morning Shift (Q#4)</w:t>
+      </w:r>
+    </w:p>
+    <w:p>
+      <w:pPr>
+        <w:spacing w:after="80"/>
+      </w:pPr>
+      <w:r>
+        <w:rPr>
+          <w:sz w:val="20"/>
+        </w:rPr>
+        <w:t>Let f(x)=x^3+x^2f^'(1)+xf^''(2)+f^'''(3),x ∈ R . Then f^'(10) is equal to ____________.</w:t>
+      </w:r>
+    </w:p>
+    <w:tbl>
+      <w:tblPr>
+        <w:tblW w:type="auto" w:w="0"/>
+        <w:jc w:val="center"/>
+        <w:tblLook w:firstColumn="1" w:firstRow="1" w:lastColumn="0" w:lastRow="0" w:noHBand="0" w:noVBand="1" w:val="04A0"/>
+      </w:tblPr>
+      <w:tblGrid>
+        <w:gridCol w:w="10080"/>
+      </w:tblGrid>
+      <w:tr>
+        <w:tc>
+          <w:tcPr>
+            <w:tcW w:type="dxa" w:w="10080"/>
+            <w:shd w:fill="F7FAFC"/>
+            <w:tcMar>
+              <w:top w:w="100" w:type="dxa"/>
+              <w:bottom w:w="100" w:type="dxa"/>
+              <w:left w:w="150" w:type="dxa"/>
+              <w:right w:w="150" w:type="dxa"/>
+            </w:tcMar>
+          </w:tcPr>
+          <w:p>
+            <w:r>
+              <w:rPr>
+                <w:b/>
+                <w:color w:val="1A365D"/>
+                <w:sz w:val="19"/>
+              </w:rPr>
+              <w:t>Correct Answer: 202</w:t>
+              <w:br/>
+            </w:r>
+            <w:r>
+              <w:rPr>
+                <w:color w:val="2D3748"/>
+                <w:sz w:val="18"/>
+              </w:rPr>
+              <w:t>Solution Analysis:</w:t>
+              <w:br/>
+              <w:t>f(x)=x^3+x^2 · f^'(1)+x · f^''(2)+f^'''(3) f^'(x)=3x^2+2xf^'(1)+f^''(2) f^''(x)=6x+2f^'(1) f^'''(x)=6 f^'(1)=-5,f^''(2)=2,f^'''(3)=6 f(x)=x^3+x^2 · (-5)+x · (2)+6 f^'(x)=3x^2-10x+2 f^'(10)=300-100+2=202</w:t>
             </w:r>
           </w:p>
         </w:tc>

--- a/data/exports/differentiation_revision_notes.docx
+++ b/data/exports/differentiation_revision_notes.docx
@@ -189,7 +189,7 @@
                 <w:color w:val="2D3748"/>
                 <w:sz w:val="19"/>
               </w:rPr>
-              <w:t>Continuity &amp; Differentiability at a Point</w:t>
+              <w:t>Evaluation of Limits &amp; L'Hopital's Rule</w:t>
             </w:r>
           </w:p>
         </w:tc>
@@ -209,7 +209,7 @@
               <w:rPr>
                 <w:sz w:val="19"/>
               </w:rPr>
-              <w:t>52 PYQs</w:t>
+              <w:t>57 PYQs</w:t>
             </w:r>
           </w:p>
         </w:tc>
@@ -230,7 +230,7 @@
                 <w:color w:val="718096"/>
                 <w:sz w:val="19"/>
               </w:rPr>
-              <w:t>Continuity &amp; Differentiability</w:t>
+              <w:t>Limits</w:t>
             </w:r>
           </w:p>
         </w:tc>
@@ -276,7 +276,7 @@
                 <w:color w:val="2D3748"/>
                 <w:sz w:val="19"/>
               </w:rPr>
-              <w:t>Evaluation of Limits &amp; L'Hopital's Rule</w:t>
+              <w:t>Continuity &amp; Differentiability at a Point</w:t>
             </w:r>
           </w:p>
         </w:tc>
@@ -296,7 +296,7 @@
               <w:rPr>
                 <w:sz w:val="19"/>
               </w:rPr>
-              <w:t>31 PYQs</w:t>
+              <w:t>26 PYQs</w:t>
             </w:r>
           </w:p>
         </w:tc>
@@ -317,7 +317,7 @@
                 <w:color w:val="718096"/>
                 <w:sz w:val="19"/>
               </w:rPr>
-              <w:t>Limits</w:t>
+              <w:t>Continuity &amp; Differentiability</w:t>
             </w:r>
           </w:p>
         </w:tc>
@@ -417,7 +417,7 @@
                 <w:color w:val="1A365D"/>
                 <w:sz w:val="19"/>
               </w:rPr>
-              <w:t>Continuity &amp; Differentiability at a Point</w:t>
+              <w:t>Evaluation of Limits &amp; L'Hopital's Rule</w:t>
             </w:r>
           </w:p>
         </w:tc>
@@ -439,7 +439,7 @@
                 <w:color w:val="2D3748"/>
                 <w:sz w:val="19"/>
               </w:rPr>
-              <w:t>\text{Continuous at } a \iff \lim_{x \to a^-} f(x) = \lim_{x \to a^+} f(x) = f(a), \quad \text{Differentiability } \implies \text{Continuity}</w:t>
+              <w:t>\lim_{x \to 0}\frac{\sin x}{x} = 1, \quad \lim_{x \to 0}\frac{\ln(1+x)}{x} = 1, \quad \lim_{x \to a} f(x)^{g(x)} = e^{\lim_{x \to a} (f(x) - 1)g(x)} \text{ (for } 1^\infty)</w:t>
             </w:r>
           </w:p>
         </w:tc>
@@ -463,7 +463,7 @@
                 <w:color w:val="1A365D"/>
                 <w:sz w:val="19"/>
               </w:rPr>
-              <w:t>Evaluation of Limits &amp; L'Hopital's Rule</w:t>
+              <w:t>Continuity &amp; Differentiability at a Point</w:t>
             </w:r>
           </w:p>
         </w:tc>
@@ -485,7 +485,7 @@
                 <w:color w:val="2D3748"/>
                 <w:sz w:val="19"/>
               </w:rPr>
-              <w:t>\lim_{x \to 0}\frac{\sin x}{x} = 1, \quad \lim_{x \to 0}\frac{\ln(1+x)}{x} = 1, \quad \lim_{x \to a} f(x)^{g(x)} = e^{\lim_{x \to a} (f(x) - 1)g(x)} \text{ (for } 1^\infty)</w:t>
+              <w:t>\text{Continuous at } a \iff \lim_{x \to a^-} f(x) = \lim_{x \to a^+} f(x) = f(a), \quad \text{Differentiability } \implies \text{Continuity}</w:t>
             </w:r>
           </w:p>
         </w:tc>
@@ -517,7 +517,215 @@
           <w:color w:val="2B6CB0"/>
           <w:sz w:val="24"/>
         </w:rPr>
-        <w:t>3.1 Continuity &amp; Differentiability at a Point (Very High Yield — 52 PYQs)</w:t>
+        <w:t>3.1 Evaluation of Limits &amp; L'Hopital's Rule (Very High Yield — 57 PYQs)</w:t>
+      </w:r>
+    </w:p>
+    <w:p>
+      <w:r>
+        <w:rPr>
+          <w:b/>
+          <w:sz w:val="20"/>
+        </w:rPr>
+        <w:t xml:space="preserve">Core Principle: </w:t>
+      </w:r>
+      <w:r>
+        <w:rPr>
+          <w:sz w:val="20"/>
+        </w:rPr>
+        <w:t>Resolution of indeterminate forms (0/0, ∞/∞, 1^∞), standard trigonometric and exponential limits, and Series expansion.</w:t>
+      </w:r>
+    </w:p>
+    <w:tbl>
+      <w:tblPr>
+        <w:tblW w:type="auto" w:w="0"/>
+        <w:jc w:val="center"/>
+        <w:tblLook w:firstColumn="1" w:firstRow="1" w:lastColumn="0" w:lastRow="0" w:noHBand="0" w:noVBand="1" w:val="04A0"/>
+      </w:tblPr>
+      <w:tblGrid>
+        <w:gridCol w:w="10080"/>
+      </w:tblGrid>
+      <w:tr>
+        <w:tc>
+          <w:tcPr>
+            <w:tcW w:type="dxa" w:w="10080"/>
+            <w:shd w:fill="FFF5F5"/>
+            <w:tcMar>
+              <w:top w:w="100" w:type="dxa"/>
+              <w:bottom w:w="100" w:type="dxa"/>
+              <w:left w:w="150" w:type="dxa"/>
+              <w:right w:w="150" w:type="dxa"/>
+            </w:tcMar>
+          </w:tcPr>
+          <w:p>
+            <w:r>
+              <w:rPr>
+                <w:b/>
+                <w:color w:val="C53030"/>
+                <w:sz w:val="19"/>
+              </w:rPr>
+              <w:t xml:space="preserve">⚠️ Common Trap / JEE Pitfall: </w:t>
+            </w:r>
+            <w:r>
+              <w:rPr>
+                <w:color w:val="2D3748"/>
+                <w:sz w:val="19"/>
+              </w:rPr>
+              <w:t>Before applying L'Hopital's rule, ALWAYS check that the limit is in an indeterminate form (0/0 or ∞/∞). Differentiating a determinate form produces an incorrect answer.</w:t>
+            </w:r>
+          </w:p>
+        </w:tc>
+      </w:tr>
+    </w:tbl>
+    <w:tbl>
+      <w:tblPr>
+        <w:tblW w:type="auto" w:w="0"/>
+        <w:jc w:val="center"/>
+        <w:tblLook w:firstColumn="1" w:firstRow="1" w:lastColumn="0" w:lastRow="0" w:noHBand="0" w:noVBand="1" w:val="04A0"/>
+      </w:tblPr>
+      <w:tblGrid>
+        <w:gridCol w:w="10080"/>
+      </w:tblGrid>
+      <w:tr>
+        <w:tc>
+          <w:tcPr>
+            <w:tcW w:type="dxa" w:w="10080"/>
+            <w:shd w:fill="F0FFF4"/>
+            <w:tcMar>
+              <w:top w:w="100" w:type="dxa"/>
+              <w:bottom w:w="100" w:type="dxa"/>
+              <w:left w:w="150" w:type="dxa"/>
+              <w:right w:w="150" w:type="dxa"/>
+            </w:tcMar>
+          </w:tcPr>
+          <w:p>
+            <w:r>
+              <w:rPr>
+                <w:b/>
+                <w:color w:val="276749"/>
+                <w:sz w:val="19"/>
+              </w:rPr>
+              <w:t xml:space="preserve">💡 Speed Hack / Trick: </w:t>
+            </w:r>
+            <w:r>
+              <w:rPr>
+                <w:color w:val="2D3748"/>
+                <w:sz w:val="19"/>
+              </w:rPr>
+              <w:t>Maclaurin expansions are often faster than repeated L'Hopital: sin x = x - (x^3 / 6), cos x = 1 - (x^2 / 2), e^x = 1 + x + (x^2 / 2).</w:t>
+            </w:r>
+          </w:p>
+        </w:tc>
+      </w:tr>
+    </w:tbl>
+    <w:p>
+      <w:pPr>
+        <w:spacing w:before="120" w:after="40"/>
+      </w:pPr>
+      <w:r>
+        <w:rPr>
+          <w:b/>
+          <w:color w:val="1A365D"/>
+          <w:sz w:val="19"/>
+        </w:rPr>
+        <w:t>Source PYQs testing this concept:</w:t>
+      </w:r>
+    </w:p>
+    <w:p>
+      <w:pPr>
+        <w:pStyle w:val="ListBullet"/>
+        <w:spacing w:after="40"/>
+      </w:pPr>
+      <w:r>
+        <w:rPr>
+          <w:b/>
+          <w:sz w:val="18"/>
+        </w:rPr>
+        <w:t xml:space="preserve">[2026 Evening Shift] Q#2 (MCQ): </w:t>
+      </w:r>
+      <w:r>
+        <w:rPr>
+          <w:sz w:val="18"/>
+        </w:rPr>
+        <w:t xml:space="preserve">"Let f(x)=x^3+x^2f^'(1)+2xf^''(2)+f^'''(3) , x ∈ ℝ . Then the value of f^'(5) is :..."  </w:t>
+      </w:r>
+      <w:r>
+        <w:rPr>
+          <w:b/>
+          <w:color w:val="2B6CB0"/>
+          <w:sz w:val="18"/>
+        </w:rPr>
+        <w:t>[Ans: N/A]</w:t>
+      </w:r>
+    </w:p>
+    <w:p>
+      <w:pPr>
+        <w:pStyle w:val="ListBullet"/>
+        <w:spacing w:after="40"/>
+      </w:pPr>
+      <w:r>
+        <w:rPr>
+          <w:b/>
+          <w:sz w:val="18"/>
+        </w:rPr>
+        <w:t xml:space="preserve">[2024 Morning Shift] Q#1 (MCQ): </w:t>
+      </w:r>
+      <w:r>
+        <w:rPr>
+          <w:sz w:val="18"/>
+        </w:rPr>
+        <w:t xml:space="preserve">"Suppose f(x)=\frac(2^x+2^-x)tanx√(tan^-1)(x^2-x+1)(7x^2+3x+1)^3 . Then the value of f^'(0) is equal to..."  </w:t>
+      </w:r>
+      <w:r>
+        <w:rPr>
+          <w:b/>
+          <w:color w:val="2B6CB0"/>
+          <w:sz w:val="18"/>
+        </w:rPr>
+        <w:t>[Ans: N/A]</w:t>
+      </w:r>
+    </w:p>
+    <w:p>
+      <w:pPr>
+        <w:pStyle w:val="ListBullet"/>
+        <w:spacing w:after="40"/>
+      </w:pPr>
+      <w:r>
+        <w:rPr>
+          <w:b/>
+          <w:sz w:val="18"/>
+        </w:rPr>
+        <w:t xml:space="preserve">[2024 Evening Shift] Q#2 (MCQ): </w:t>
+      </w:r>
+      <w:r>
+        <w:rPr>
+          <w:sz w:val="18"/>
+        </w:rPr>
+        <w:t xml:space="preserve">"If log_(e)y=3sin^-1x , then (1-x^2)y^''-xy^' at x=(1 / 2) is equal to..."  </w:t>
+      </w:r>
+      <w:r>
+        <w:rPr>
+          <w:b/>
+          <w:color w:val="2B6CB0"/>
+          <w:sz w:val="18"/>
+        </w:rPr>
+        <w:t>[Ans: N/A]</w:t>
+      </w:r>
+    </w:p>
+    <w:p>
+      <w:pPr>
+        <w:spacing w:after="120"/>
+      </w:pPr>
+    </w:p>
+    <w:p>
+      <w:pPr>
+        <w:pStyle w:val="Heading2"/>
+      </w:pPr>
+      <w:r>
+        <w:rPr>
+          <w:color w:val="2B6CB0"/>
+          <w:sz w:val="24"/>
+        </w:rPr>
+        <w:t>3.2 Continuity &amp; Differentiability at a Point (Very High Yield — 26 PYQs)</w:t>
       </w:r>
     </w:p>
     <w:p>
@@ -718,214 +926,6 @@
     </w:p>
     <w:p>
       <w:pPr>
-        <w:pStyle w:val="Heading2"/>
-      </w:pPr>
-      <w:r>
-        <w:rPr>
-          <w:color w:val="2B6CB0"/>
-          <w:sz w:val="24"/>
-        </w:rPr>
-        <w:t>3.2 Evaluation of Limits &amp; L'Hopital's Rule (Very High Yield — 31 PYQs)</w:t>
-      </w:r>
-    </w:p>
-    <w:p>
-      <w:r>
-        <w:rPr>
-          <w:b/>
-          <w:sz w:val="20"/>
-        </w:rPr>
-        <w:t xml:space="preserve">Core Principle: </w:t>
-      </w:r>
-      <w:r>
-        <w:rPr>
-          <w:sz w:val="20"/>
-        </w:rPr>
-        <w:t>Resolution of indeterminate forms (0/0, ∞/∞, 1^∞), standard trigonometric and exponential limits, and Series expansion.</w:t>
-      </w:r>
-    </w:p>
-    <w:tbl>
-      <w:tblPr>
-        <w:tblW w:type="auto" w:w="0"/>
-        <w:jc w:val="center"/>
-        <w:tblLook w:firstColumn="1" w:firstRow="1" w:lastColumn="0" w:lastRow="0" w:noHBand="0" w:noVBand="1" w:val="04A0"/>
-      </w:tblPr>
-      <w:tblGrid>
-        <w:gridCol w:w="10080"/>
-      </w:tblGrid>
-      <w:tr>
-        <w:tc>
-          <w:tcPr>
-            <w:tcW w:type="dxa" w:w="10080"/>
-            <w:shd w:fill="FFF5F5"/>
-            <w:tcMar>
-              <w:top w:w="100" w:type="dxa"/>
-              <w:bottom w:w="100" w:type="dxa"/>
-              <w:left w:w="150" w:type="dxa"/>
-              <w:right w:w="150" w:type="dxa"/>
-            </w:tcMar>
-          </w:tcPr>
-          <w:p>
-            <w:r>
-              <w:rPr>
-                <w:b/>
-                <w:color w:val="C53030"/>
-                <w:sz w:val="19"/>
-              </w:rPr>
-              <w:t xml:space="preserve">⚠️ Common Trap / JEE Pitfall: </w:t>
-            </w:r>
-            <w:r>
-              <w:rPr>
-                <w:color w:val="2D3748"/>
-                <w:sz w:val="19"/>
-              </w:rPr>
-              <w:t>Before applying L'Hopital's rule, ALWAYS check that the limit is in an indeterminate form (0/0 or ∞/∞). Differentiating a determinate form produces an incorrect answer.</w:t>
-            </w:r>
-          </w:p>
-        </w:tc>
-      </w:tr>
-    </w:tbl>
-    <w:tbl>
-      <w:tblPr>
-        <w:tblW w:type="auto" w:w="0"/>
-        <w:jc w:val="center"/>
-        <w:tblLook w:firstColumn="1" w:firstRow="1" w:lastColumn="0" w:lastRow="0" w:noHBand="0" w:noVBand="1" w:val="04A0"/>
-      </w:tblPr>
-      <w:tblGrid>
-        <w:gridCol w:w="10080"/>
-      </w:tblGrid>
-      <w:tr>
-        <w:tc>
-          <w:tcPr>
-            <w:tcW w:type="dxa" w:w="10080"/>
-            <w:shd w:fill="F0FFF4"/>
-            <w:tcMar>
-              <w:top w:w="100" w:type="dxa"/>
-              <w:bottom w:w="100" w:type="dxa"/>
-              <w:left w:w="150" w:type="dxa"/>
-              <w:right w:w="150" w:type="dxa"/>
-            </w:tcMar>
-          </w:tcPr>
-          <w:p>
-            <w:r>
-              <w:rPr>
-                <w:b/>
-                <w:color w:val="276749"/>
-                <w:sz w:val="19"/>
-              </w:rPr>
-              <w:t xml:space="preserve">💡 Speed Hack / Trick: </w:t>
-            </w:r>
-            <w:r>
-              <w:rPr>
-                <w:color w:val="2D3748"/>
-                <w:sz w:val="19"/>
-              </w:rPr>
-              <w:t>Maclaurin expansions are often faster than repeated L'Hopital: sin x = x - (x^3 / 6), cos x = 1 - (x^2 / 2), e^x = 1 + x + (x^2 / 2).</w:t>
-            </w:r>
-          </w:p>
-        </w:tc>
-      </w:tr>
-    </w:tbl>
-    <w:p>
-      <w:pPr>
-        <w:spacing w:before="120" w:after="40"/>
-      </w:pPr>
-      <w:r>
-        <w:rPr>
-          <w:b/>
-          <w:color w:val="1A365D"/>
-          <w:sz w:val="19"/>
-        </w:rPr>
-        <w:t>Source PYQs testing this concept:</w:t>
-      </w:r>
-    </w:p>
-    <w:p>
-      <w:pPr>
-        <w:pStyle w:val="ListBullet"/>
-        <w:spacing w:after="40"/>
-      </w:pPr>
-      <w:r>
-        <w:rPr>
-          <w:b/>
-          <w:sz w:val="18"/>
-        </w:rPr>
-        <w:t xml:space="preserve">[2026 Evening Shift] Q#2 (MCQ): </w:t>
-      </w:r>
-      <w:r>
-        <w:rPr>
-          <w:sz w:val="18"/>
-        </w:rPr>
-        <w:t xml:space="preserve">"Let f(x)=x^3+x^2f^'(1)+2xf^''(2)+f^'''(3) , x ∈ ℝ . Then the value of f^'(5) is :..."  </w:t>
-      </w:r>
-      <w:r>
-        <w:rPr>
-          <w:b/>
-          <w:color w:val="2B6CB0"/>
-          <w:sz w:val="18"/>
-        </w:rPr>
-        <w:t>[Ans: N/A]</w:t>
-      </w:r>
-    </w:p>
-    <w:p>
-      <w:pPr>
-        <w:pStyle w:val="ListBullet"/>
-        <w:spacing w:after="40"/>
-      </w:pPr>
-      <w:r>
-        <w:rPr>
-          <w:b/>
-          <w:sz w:val="18"/>
-        </w:rPr>
-        <w:t xml:space="preserve">[2024 Evening Shift] Q#2 (MCQ): </w:t>
-      </w:r>
-      <w:r>
-        <w:rPr>
-          <w:sz w:val="18"/>
-        </w:rPr>
-        <w:t xml:space="preserve">"If log_(e)y=3sin^-1x , then (1-x^2)y^''-xy^' at x=(1 / 2) is equal to..."  </w:t>
-      </w:r>
-      <w:r>
-        <w:rPr>
-          <w:b/>
-          <w:color w:val="2B6CB0"/>
-          <w:sz w:val="18"/>
-        </w:rPr>
-        <w:t>[Ans: N/A]</w:t>
-      </w:r>
-    </w:p>
-    <w:p>
-      <w:pPr>
-        <w:pStyle w:val="ListBullet"/>
-        <w:spacing w:after="40"/>
-      </w:pPr>
-      <w:r>
-        <w:rPr>
-          <w:b/>
-          <w:sz w:val="18"/>
-        </w:rPr>
-        <w:t xml:space="preserve">[2024 Morning Shift] Q#4 (MCQ): </w:t>
-      </w:r>
-      <w:r>
-        <w:rPr>
-          <w:sz w:val="18"/>
-        </w:rPr>
-        <w:t xml:space="preserve">"Let f(x)=x^5+2e^x/4 for all x ∈ R . Consider a function g(x) such that (g°f)(x)=x for all x ∈ R . Then the value of..."  </w:t>
-      </w:r>
-      <w:r>
-        <w:rPr>
-          <w:b/>
-          <w:color w:val="2B6CB0"/>
-          <w:sz w:val="18"/>
-        </w:rPr>
-        <w:t>[Ans: N/A]</w:t>
-      </w:r>
-    </w:p>
-    <w:p>
-      <w:pPr>
-        <w:spacing w:after="120"/>
-      </w:pPr>
-    </w:p>
-    <w:p>
-      <w:pPr>
         <w:pStyle w:val="Heading1"/>
       </w:pPr>
       <w:r>
@@ -1019,7 +1019,7 @@
           <w:color w:val="1A365D"/>
           <w:sz w:val="22"/>
         </w:rPr>
-        <w:t>Benchmark Problem 2: JEE Main 2024 (Online) 27th January Morning Shift (Q#4)</w:t>
+        <w:t>Benchmark Problem 2: JEE Main 2024 (Online) 1st February Evening Shift (Q#3)</w:t>
       </w:r>
     </w:p>
     <w:p>
@@ -1030,7 +1030,7 @@
         <w:rPr>
           <w:sz w:val="20"/>
         </w:rPr>
-        <w:t>Let f(x)=x^3+x^2f^'(1)+xf^''(2)+f^'''(3),x ∈ R . Then f^'(10) is equal to ____________.</w:t>
+        <w:t>If y=\frac(√(x)+1)(x^2-√(x))x√(x)+x+√(x)+(1 / 15)(3cos^2x-5)cos^3x , then 96y^'((π / 6)) is equal to :</w:t>
       </w:r>
     </w:p>
     <w:tbl>
@@ -1061,7 +1061,7 @@
                 <w:color w:val="1A365D"/>
                 <w:sz w:val="19"/>
               </w:rPr>
-              <w:t>Correct Answer: 202</w:t>
+              <w:t>Correct Answer: 105</w:t>
               <w:br/>
             </w:r>
             <w:r>
@@ -1071,7 +1071,7 @@
               </w:rPr>
               <w:t>Solution Analysis:</w:t>
               <w:br/>
-              <w:t>f(x)=x^3+x^2 · f^'(1)+x · f^''(2)+f^'''(3) f^'(x)=3x^2+2xf^'(1)+f^''(2) f^''(x)=6x+2f^'(1) f^'''(x)=6 f^'(1)=-5,f^''(2)=2,f^'''(3)=6 f(x)=x^3+x^2 · (-5)+x · (2)+6 f^'(x)=3x^2-10x+2 f^'(10)=300-100+2=202</w:t>
+              <w:t>y=\frac(√(x)+1)(x^2-√(x))x√(x)+x+√(x)+(1 / 15)(3cos^2x-5)cos^3x y=\frac(√(x)+1)(√(x))((√(x))^3-1)(√(x))((√(x))^2+(√(x))+1)+(1 / 5)cos^5x-(1 / 3)cos^3x y=(√(x)+1)(√(x)-1)+(1 / 5)cos^5x-(1 / 3)cos^3x y^'=1-cos^4x · (sinx)+cos^2x(sinx y^'((π / 6))=1-(9 / 16) × (1 / 2)+(3 / 4) × (1 / 2) =(32-9+12 / 32)=(35 / 32) ∴ 96y^'((π / 6))=105</w:t>
             </w:r>
           </w:p>
         </w:tc>
